--- a/did测试/计量部分.docx
+++ b/did测试/计量部分.docx
@@ -715,7 +715,6 @@
       <w:pPr>
         <w:pStyle w:val="acbfdd8b-e11b-4d36-88ff-6049b138f862"/>
         <w:rPr>
-          <w:rFonts w:hint="eastAsia"/>
           <w:color w:val="FF0000"/>
           <w:sz w:val="18"/>
           <w:szCs w:val="18"/>
@@ -730,6 +729,28 @@
           <w:shd w:val="clear" w:color="auto" w:fill="FFFFFF"/>
         </w:rPr>
         <w:t xml:space="preserve">邓翔, 彭杰. 基于文本挖掘的低碳试点政策量化评估[J]. 资源科学, 2023, 45(3): 652-667. </w:t>
+      </w:r>
+    </w:p>
+    <w:p>
+      <w:pPr>
+        <w:pStyle w:val="acbfdd8b-e11b-4d36-88ff-6049b138f862"/>
+        <w:rPr>
+          <w:rFonts w:hint="eastAsia"/>
+          <w:color w:val="FF0000"/>
+          <w:sz w:val="18"/>
+          <w:szCs w:val="18"/>
+          <w:shd w:val="clear" w:color="auto" w:fill="FFFFFF"/>
+        </w:rPr>
+      </w:pPr>
+      <w:r>
+        <w:rPr>
+          <w:rFonts w:hint="eastAsia"/>
+          <w:color w:val="FF0000"/>
+          <w:sz w:val="18"/>
+          <w:szCs w:val="18"/>
+          <w:shd w:val="clear" w:color="auto" w:fill="FFFFFF"/>
+        </w:rPr>
+        <w:t>PMC</w:t>
       </w:r>
     </w:p>
     <w:p>
@@ -766,12 +787,14 @@
     <w:p>
       <w:pPr>
         <w:pStyle w:val="71e7dc79-1ff7-45e8-997d-0ebda3762b91"/>
+        <w:rPr>
+          <w:rFonts w:hint="eastAsia"/>
+        </w:rPr>
       </w:pPr>
       <w:r>
         <w:rPr>
           <w:rFonts w:hint="eastAsia"/>
         </w:rPr>
-        <w:lastRenderedPageBreak/>
         <w:t>计量部分内容</w:t>
       </w:r>
     </w:p>
@@ -1013,6 +1036,7 @@
         <w:rPr>
           <w:rFonts w:hint="eastAsia"/>
         </w:rPr>
+        <w:lastRenderedPageBreak/>
         <w:t>基于以上碳治理指标特征，</w:t>
       </w:r>
       <w:r>
@@ -1055,14 +1079,7 @@
         <w:rPr>
           <w:rFonts w:hint="eastAsia"/>
         </w:rPr>
-        <w:t>以年份为跨</w:t>
-      </w:r>
-      <w:r>
-        <w:rPr>
-          <w:rFonts w:hint="eastAsia"/>
-        </w:rPr>
-        <w:lastRenderedPageBreak/>
-        <w:t>度，考察了“双碳”政策发布以及地方“双碳”政策语调对三个重要碳治理指标的冲击；实验</w:t>
+        <w:t>以年份为跨度，考察了“双碳”政策发布以及地方“双碳”政策语调对三个重要碳治理指标的冲击；实验</w:t>
       </w:r>
       <w:r>
         <w:rPr>
@@ -1341,7 +1358,7 @@
           <v:shape id="_x0000_i1025" type="#_x0000_t75" style="width:174pt;height:18pt" o:ole="">
             <v:imagedata r:id="rId7" o:title=""/>
           </v:shape>
-          <o:OLEObject Type="Embed" ProgID="Equation.DSMT4" ShapeID="_x0000_i1025" DrawAspect="Content" ObjectID="_1824382996" r:id="rId8"/>
+          <o:OLEObject Type="Embed" ProgID="Equation.DSMT4" ShapeID="_x0000_i1025" DrawAspect="Content" ObjectID="_1824625552" r:id="rId8"/>
         </w:object>
       </w:r>
       <w:r>
@@ -1389,10 +1406,10 @@
           <w:position w:val="-28"/>
         </w:rPr>
         <w:object w:dxaOrig="4459" w:dyaOrig="540" w14:anchorId="709F6610">
-          <v:shape id="_x0000_i1026" type="#_x0000_t75" style="width:223.2pt;height:27pt" o:ole="">
+          <v:shape id="_x0000_i1026" type="#_x0000_t75" style="width:223.15pt;height:27.15pt" o:ole="">
             <v:imagedata r:id="rId9" o:title=""/>
           </v:shape>
-          <o:OLEObject Type="Embed" ProgID="Equation.DSMT4" ShapeID="_x0000_i1026" DrawAspect="Content" ObjectID="_1824382997" r:id="rId10"/>
+          <o:OLEObject Type="Embed" ProgID="Equation.DSMT4" ShapeID="_x0000_i1026" DrawAspect="Content" ObjectID="_1824625553" r:id="rId10"/>
         </w:object>
       </w:r>
       <w:r>
@@ -1434,10 +1451,10 @@
           <w:position w:val="-12"/>
         </w:rPr>
         <w:object w:dxaOrig="3640" w:dyaOrig="360" w14:anchorId="4F2DE6CE">
-          <v:shape id="_x0000_i1027" type="#_x0000_t75" style="width:181.8pt;height:18pt" o:ole="">
+          <v:shape id="_x0000_i1027" type="#_x0000_t75" style="width:181.7pt;height:18pt" o:ole="">
             <v:imagedata r:id="rId11" o:title=""/>
           </v:shape>
-          <o:OLEObject Type="Embed" ProgID="Equation.DSMT4" ShapeID="_x0000_i1027" DrawAspect="Content" ObjectID="_1824382998" r:id="rId12"/>
+          <o:OLEObject Type="Embed" ProgID="Equation.DSMT4" ShapeID="_x0000_i1027" DrawAspect="Content" ObjectID="_1824625554" r:id="rId12"/>
         </w:object>
       </w:r>
       <w:r>
@@ -1485,10 +1502,10 @@
           <w:position w:val="-28"/>
         </w:rPr>
         <w:object w:dxaOrig="4660" w:dyaOrig="540" w14:anchorId="2EFC4015">
-          <v:shape id="_x0000_i1028" type="#_x0000_t75" style="width:233.4pt;height:27pt" o:ole="">
+          <v:shape id="_x0000_i1028" type="#_x0000_t75" style="width:233.45pt;height:27.15pt" o:ole="">
             <v:imagedata r:id="rId13" o:title=""/>
           </v:shape>
-          <o:OLEObject Type="Embed" ProgID="Equation.DSMT4" ShapeID="_x0000_i1028" DrawAspect="Content" ObjectID="_1824382999" r:id="rId14"/>
+          <o:OLEObject Type="Embed" ProgID="Equation.DSMT4" ShapeID="_x0000_i1028" DrawAspect="Content" ObjectID="_1824625555" r:id="rId14"/>
         </w:object>
       </w:r>
       <w:r>
@@ -1577,10 +1594,10 @@
           <w:position w:val="-12"/>
         </w:rPr>
         <w:object w:dxaOrig="260" w:dyaOrig="360" w14:anchorId="7697E70D">
-          <v:shape id="_x0000_i1029" type="#_x0000_t75" style="width:13.2pt;height:18pt" o:ole="">
+          <v:shape id="_x0000_i1029" type="#_x0000_t75" style="width:13.15pt;height:18pt" o:ole="">
             <v:imagedata r:id="rId15" o:title=""/>
           </v:shape>
-          <o:OLEObject Type="Embed" ProgID="Equation.DSMT4" ShapeID="_x0000_i1029" DrawAspect="Content" ObjectID="_1824383000" r:id="rId16"/>
+          <o:OLEObject Type="Embed" ProgID="Equation.DSMT4" ShapeID="_x0000_i1029" DrawAspect="Content" ObjectID="_1824625556" r:id="rId16"/>
         </w:object>
       </w:r>
       <w:r>
@@ -1649,10 +1666,10 @@
           <w:position w:val="-12"/>
         </w:rPr>
         <w:object w:dxaOrig="560" w:dyaOrig="360" w14:anchorId="0ED7F899">
-          <v:shape id="_x0000_i1030" type="#_x0000_t75" style="width:27.6pt;height:18pt" o:ole="">
+          <v:shape id="_x0000_i1030" type="#_x0000_t75" style="width:27.7pt;height:18pt" o:ole="">
             <v:imagedata r:id="rId17" o:title=""/>
           </v:shape>
-          <o:OLEObject Type="Embed" ProgID="Equation.DSMT4" ShapeID="_x0000_i1030" DrawAspect="Content" ObjectID="_1824383001" r:id="rId18"/>
+          <o:OLEObject Type="Embed" ProgID="Equation.DSMT4" ShapeID="_x0000_i1030" DrawAspect="Content" ObjectID="_1824625557" r:id="rId18"/>
         </w:object>
       </w:r>
       <w:r>
@@ -1667,10 +1684,10 @@
           <w:position w:val="-12"/>
         </w:rPr>
         <w:object w:dxaOrig="800" w:dyaOrig="360" w14:anchorId="07C63E66">
-          <v:shape id="_x0000_i1031" type="#_x0000_t75" style="width:39.6pt;height:18pt" o:ole="">
+          <v:shape id="_x0000_i1031" type="#_x0000_t75" style="width:39.7pt;height:18pt" o:ole="">
             <v:imagedata r:id="rId19" o:title=""/>
           </v:shape>
-          <o:OLEObject Type="Embed" ProgID="Equation.DSMT4" ShapeID="_x0000_i1031" DrawAspect="Content" ObjectID="_1824383002" r:id="rId20"/>
+          <o:OLEObject Type="Embed" ProgID="Equation.DSMT4" ShapeID="_x0000_i1031" DrawAspect="Content" ObjectID="_1824625558" r:id="rId20"/>
         </w:object>
       </w:r>
       <w:r>
@@ -1685,10 +1702,10 @@
           <w:position w:val="-12"/>
         </w:rPr>
         <w:object w:dxaOrig="1500" w:dyaOrig="360" w14:anchorId="5D829E96">
-          <v:shape id="_x0000_i1032" type="#_x0000_t75" style="width:75pt;height:18pt" o:ole="">
+          <v:shape id="_x0000_i1032" type="#_x0000_t75" style="width:75.15pt;height:18pt" o:ole="">
             <v:imagedata r:id="rId21" o:title=""/>
           </v:shape>
-          <o:OLEObject Type="Embed" ProgID="Equation.DSMT4" ShapeID="_x0000_i1032" DrawAspect="Content" ObjectID="_1824383003" r:id="rId22"/>
+          <o:OLEObject Type="Embed" ProgID="Equation.DSMT4" ShapeID="_x0000_i1032" DrawAspect="Content" ObjectID="_1824625559" r:id="rId22"/>
         </w:object>
       </w:r>
       <w:r>
@@ -1733,10 +1750,10 @@
           <w:position w:val="-12"/>
         </w:rPr>
         <w:object w:dxaOrig="1140" w:dyaOrig="360" w14:anchorId="58E8F50C">
-          <v:shape id="_x0000_i1033" type="#_x0000_t75" style="width:57pt;height:18pt" o:ole="">
+          <v:shape id="_x0000_i1033" type="#_x0000_t75" style="width:57.15pt;height:18pt" o:ole="">
             <v:imagedata r:id="rId23" o:title=""/>
           </v:shape>
-          <o:OLEObject Type="Embed" ProgID="Equation.DSMT4" ShapeID="_x0000_i1033" DrawAspect="Content" ObjectID="_1824383004" r:id="rId24"/>
+          <o:OLEObject Type="Embed" ProgID="Equation.DSMT4" ShapeID="_x0000_i1033" DrawAspect="Content" ObjectID="_1824625560" r:id="rId24"/>
         </w:object>
       </w:r>
       <w:r>
@@ -1781,10 +1798,10 @@
           <w:position w:val="-12"/>
         </w:rPr>
         <w:object w:dxaOrig="260" w:dyaOrig="360" w14:anchorId="0B6BBDD5">
-          <v:shape id="_x0000_i1034" type="#_x0000_t75" style="width:13.2pt;height:18pt" o:ole="">
+          <v:shape id="_x0000_i1034" type="#_x0000_t75" style="width:13.15pt;height:18pt" o:ole="">
             <v:imagedata r:id="rId25" o:title=""/>
           </v:shape>
-          <o:OLEObject Type="Embed" ProgID="Equation.DSMT4" ShapeID="_x0000_i1034" DrawAspect="Content" ObjectID="_1824383005" r:id="rId26"/>
+          <o:OLEObject Type="Embed" ProgID="Equation.DSMT4" ShapeID="_x0000_i1034" DrawAspect="Content" ObjectID="_1824625561" r:id="rId26"/>
         </w:object>
       </w:r>
       <w:r>
@@ -1799,10 +1816,10 @@
           <w:position w:val="-12"/>
         </w:rPr>
         <w:object w:dxaOrig="260" w:dyaOrig="360" w14:anchorId="3DB7A1B1">
-          <v:shape id="_x0000_i1035" type="#_x0000_t75" style="width:13.2pt;height:18pt" o:ole="">
+          <v:shape id="_x0000_i1035" type="#_x0000_t75" style="width:13.15pt;height:18pt" o:ole="">
             <v:imagedata r:id="rId27" o:title=""/>
           </v:shape>
-          <o:OLEObject Type="Embed" ProgID="Equation.DSMT4" ShapeID="_x0000_i1035" DrawAspect="Content" ObjectID="_1824383006" r:id="rId28"/>
+          <o:OLEObject Type="Embed" ProgID="Equation.DSMT4" ShapeID="_x0000_i1035" DrawAspect="Content" ObjectID="_1824625562" r:id="rId28"/>
         </w:object>
       </w:r>
       <w:r>
@@ -1888,7 +1905,7 @@
           <v:shape id="_x0000_i1036" type="#_x0000_t75" style="width:48pt;height:18pt" o:ole="">
             <v:imagedata r:id="rId29" o:title=""/>
           </v:shape>
-          <o:OLEObject Type="Embed" ProgID="Equation.DSMT4" ShapeID="_x0000_i1036" DrawAspect="Content" ObjectID="_1824383007" r:id="rId30"/>
+          <o:OLEObject Type="Embed" ProgID="Equation.DSMT4" ShapeID="_x0000_i1036" DrawAspect="Content" ObjectID="_1824625563" r:id="rId30"/>
         </w:object>
       </w:r>
       <w:r>
@@ -2127,9 +2144,6 @@
     <w:p>
       <w:pPr>
         <w:jc w:val="center"/>
-        <w:rPr>
-          <w:rFonts w:hint="eastAsia"/>
-        </w:rPr>
       </w:pPr>
       <w:r>
         <w:rPr>
@@ -2182,31 +2196,7 @@
         <w:rPr>
           <w:rFonts w:hint="eastAsia"/>
         </w:rPr>
-        <w:t>的基准回归中，可以发现无论是政策冲击还是语调冲击，均给碳治理指标带来正向影响，即双碳政策发布能有效降低能耗强度和碳排强度、提高非化石能源消费占比；引入语调后，发现政策语调越强，对</w:t>
-      </w:r>
-      <w:r>
-        <w:rPr>
-          <w:rFonts w:hint="eastAsia"/>
-        </w:rPr>
-        <w:t>能耗强度和碳排强度</w:t>
-      </w:r>
-      <w:r>
-        <w:rPr>
-          <w:rFonts w:hint="eastAsia"/>
-        </w:rPr>
-        <w:t>的降低</w:t>
-      </w:r>
-      <w:r>
-        <w:rPr>
-          <w:rFonts w:hint="eastAsia"/>
-        </w:rPr>
-        <w:t>、非化石能源消费占比</w:t>
-      </w:r>
-      <w:r>
-        <w:rPr>
-          <w:rFonts w:hint="eastAsia"/>
-        </w:rPr>
-        <w:t>的提高也越强，这说明了双碳政策不仅得到了有效执行，而且执行力度与政策语调相匹配</w:t>
+        <w:t>的基准回归中，可以发现无论是政策冲击还是语调冲击，均给碳治理指标带来正向影响，即双碳政策发布能有效降低能耗强度和碳排强度、提高非化石能源消费占比；引入语调后，发现政策语调越强，对能耗强度和碳排强度的降低、非化石能源消费占比的提高也越强，这说明了双碳政策不仅得到了有效执行，而且执行力度与政策语调相匹配</w:t>
       </w:r>
       <w:r>
         <w:rPr>
@@ -2285,13 +2275,7 @@
         <w:t>）可以发现，非化石能源占比受到的政策冲击和语调冲击没有能耗强度与碳排强度显著，这与在政策目标制定时，各省市在能耗与碳排强度指标上紧跟中央，却在非化石能源占比指标上两极分化的事实相呼应。</w:t>
       </w:r>
     </w:p>
-    <w:p>
-      <w:pPr>
-        <w:rPr>
-          <w:rFonts w:hint="eastAsia"/>
-        </w:rPr>
-      </w:pPr>
-    </w:p>
+    <w:p/>
     <w:p>
       <w:pPr>
         <w:rPr>
@@ -2398,10 +2382,10 @@
           <w:position w:val="-16"/>
         </w:rPr>
         <w:object w:dxaOrig="5319" w:dyaOrig="440" w14:anchorId="46DAABC1">
-          <v:shape id="_x0000_i1037" type="#_x0000_t75" style="width:264.6pt;height:22.2pt" o:ole="">
+          <v:shape id="_x0000_i1037" type="#_x0000_t75" style="width:264.55pt;height:22.3pt" o:ole="">
             <v:imagedata r:id="rId33" o:title=""/>
           </v:shape>
-          <o:OLEObject Type="Embed" ProgID="Equation.DSMT4" ShapeID="_x0000_i1037" DrawAspect="Content" ObjectID="_1824383008" r:id="rId34"/>
+          <o:OLEObject Type="Embed" ProgID="Equation.DSMT4" ShapeID="_x0000_i1037" DrawAspect="Content" ObjectID="_1824625564" r:id="rId34"/>
         </w:object>
       </w:r>
       <w:r>
@@ -2440,10 +2424,10 @@
           <w:position w:val="-30"/>
         </w:rPr>
         <w:object w:dxaOrig="2680" w:dyaOrig="560" w14:anchorId="12D10C6A">
-          <v:shape id="_x0000_i1038" type="#_x0000_t75" style="width:133.8pt;height:28.2pt" o:ole="">
+          <v:shape id="_x0000_i1038" type="#_x0000_t75" style="width:134pt;height:28.3pt" o:ole="">
             <v:imagedata r:id="rId35" o:title=""/>
           </v:shape>
-          <o:OLEObject Type="Embed" ProgID="Equation.DSMT4" ShapeID="_x0000_i1038" DrawAspect="Content" ObjectID="_1824383009" r:id="rId36"/>
+          <o:OLEObject Type="Embed" ProgID="Equation.DSMT4" ShapeID="_x0000_i1038" DrawAspect="Content" ObjectID="_1824625565" r:id="rId36"/>
         </w:object>
       </w:r>
       <w:r>
@@ -2500,10 +2484,10 @@
           <w:position w:val="-30"/>
         </w:rPr>
         <w:object w:dxaOrig="3680" w:dyaOrig="560" w14:anchorId="1634D197">
-          <v:shape id="_x0000_i1039" type="#_x0000_t75" style="width:183.6pt;height:28.2pt" o:ole="">
+          <v:shape id="_x0000_i1039" type="#_x0000_t75" style="width:183.7pt;height:28.3pt" o:ole="">
             <v:imagedata r:id="rId37" o:title=""/>
           </v:shape>
-          <o:OLEObject Type="Embed" ProgID="Equation.DSMT4" ShapeID="_x0000_i1039" DrawAspect="Content" ObjectID="_1824383010" r:id="rId38"/>
+          <o:OLEObject Type="Embed" ProgID="Equation.DSMT4" ShapeID="_x0000_i1039" DrawAspect="Content" ObjectID="_1824625566" r:id="rId38"/>
         </w:object>
       </w:r>
       <w:r>
@@ -2572,10 +2556,10 @@
           <w:position w:val="-10"/>
         </w:rPr>
         <w:object w:dxaOrig="999" w:dyaOrig="320" w14:anchorId="7D68672A">
-          <v:shape id="_x0000_i1040" type="#_x0000_t75" style="width:49.8pt;height:16.2pt" o:ole="">
+          <v:shape id="_x0000_i1040" type="#_x0000_t75" style="width:49.7pt;height:16.3pt" o:ole="">
             <v:imagedata r:id="rId39" o:title=""/>
           </v:shape>
-          <o:OLEObject Type="Embed" ProgID="Equation.DSMT4" ShapeID="_x0000_i1040" DrawAspect="Content" ObjectID="_1824383011" r:id="rId40"/>
+          <o:OLEObject Type="Embed" ProgID="Equation.DSMT4" ShapeID="_x0000_i1040" DrawAspect="Content" ObjectID="_1824625567" r:id="rId40"/>
         </w:object>
       </w:r>
       <w:r>
@@ -2800,10 +2784,10 @@
           <w:position w:val="-12"/>
         </w:rPr>
         <w:object w:dxaOrig="700" w:dyaOrig="360" w14:anchorId="05F8C413">
-          <v:shape id="_x0000_i1041" type="#_x0000_t75" style="width:34.8pt;height:18pt" o:ole="">
+          <v:shape id="_x0000_i1041" type="#_x0000_t75" style="width:34.85pt;height:18pt" o:ole="">
             <v:imagedata r:id="rId41" o:title=""/>
           </v:shape>
-          <o:OLEObject Type="Embed" ProgID="Equation.DSMT4" ShapeID="_x0000_i1041" DrawAspect="Content" ObjectID="_1824383012" r:id="rId42"/>
+          <o:OLEObject Type="Embed" ProgID="Equation.DSMT4" ShapeID="_x0000_i1041" DrawAspect="Content" ObjectID="_1824625568" r:id="rId42"/>
         </w:object>
       </w:r>
       <w:r>
@@ -2876,10 +2860,10 @@
           <w:position w:val="-12"/>
         </w:rPr>
         <w:object w:dxaOrig="300" w:dyaOrig="360" w14:anchorId="5372AE93">
-          <v:shape id="_x0000_i1042" type="#_x0000_t75" style="width:15pt;height:18pt" o:ole="">
+          <v:shape id="_x0000_i1042" type="#_x0000_t75" style="width:15.15pt;height:18pt" o:ole="">
             <v:imagedata r:id="rId43" o:title=""/>
           </v:shape>
-          <o:OLEObject Type="Embed" ProgID="Equation.DSMT4" ShapeID="_x0000_i1042" DrawAspect="Content" ObjectID="_1824383013" r:id="rId44"/>
+          <o:OLEObject Type="Embed" ProgID="Equation.DSMT4" ShapeID="_x0000_i1042" DrawAspect="Content" ObjectID="_1824625569" r:id="rId44"/>
         </w:object>
       </w:r>
       <w:r>
@@ -3000,10 +2984,10 @@
           <w:position w:val="-10"/>
         </w:rPr>
         <w:object w:dxaOrig="720" w:dyaOrig="320" w14:anchorId="30D0F613">
-          <v:shape id="_x0000_i1043" type="#_x0000_t75" style="width:36pt;height:16.2pt" o:ole="">
+          <v:shape id="_x0000_i1043" type="#_x0000_t75" style="width:36pt;height:16.3pt" o:ole="">
             <v:imagedata r:id="rId45" o:title=""/>
           </v:shape>
-          <o:OLEObject Type="Embed" ProgID="Equation.DSMT4" ShapeID="_x0000_i1043" DrawAspect="Content" ObjectID="_1824383014" r:id="rId46"/>
+          <o:OLEObject Type="Embed" ProgID="Equation.DSMT4" ShapeID="_x0000_i1043" DrawAspect="Content" ObjectID="_1824625570" r:id="rId46"/>
         </w:object>
       </w:r>
       <w:r>
@@ -17496,9 +17480,6 @@
     <w:p>
       <w:pPr>
         <w:jc w:val="left"/>
-        <w:rPr>
-          <w:rFonts w:hint="eastAsia"/>
-        </w:rPr>
       </w:pPr>
     </w:p>
     <w:p>
@@ -17661,9 +17642,6 @@
     <w:p>
       <w:pPr>
         <w:jc w:val="left"/>
-        <w:rPr>
-          <w:rFonts w:hint="eastAsia"/>
-        </w:rPr>
       </w:pPr>
       <w:r>
         <w:rPr>
